--- a/content-src/docx/I G 1999 07 29 Rita Dove.docx
+++ b/content-src/docx/I G 1999 07 29 Rita Dove.docx
@@ -181,7 +181,7 @@
     </w:p>
     <w:p>
       <w:r>
-        <w:t>The idea for the play came to her in 1979, when she had not yet published a volume of poetry. She didn't know the theatre world, and assumed "it was everything people didn't want - too many characters, historical drama, adaptation of a classic... and poetic too! These were all the things to which the theatres would say, 'No, no, no'." She put it in a drawer for years. She was busy with her poetry and assumed that "it would never be performed in my lifetime". But she carried on working at it, and in the late 80s the unperformed script was taken up by a small publisher. She was pleasantly surprised when the Oregon Shakespeare Festival asked to perform it.</w:t>
+        <w:t>The idea for the play came to her in 1979, when she had not yet published a volume of poetry. She didn't know the theatre world, and assumed "it was everything people didn't want - too many characters, historical drama, adaptation of a classic… and poetic too! These were all the things to which the theatres would say, 'No, no, no'." She put it in a drawer for years. She was busy with her poetry and assumed that "it would never be performed in my lifetime". But she carried on working at it, and in the late 80s the unperformed script was taken up by a small publisher. She was pleasantly surprised when the Oregon Shakespeare Festival asked to perform it.</w:t>
       </w:r>
     </w:p>
     <w:p>
